--- a/AI Fundamentals Course/Week 4/Week4_Assignment_Solution.docx
+++ b/AI Fundamentals Course/Week 4/Week4_Assignment_Solution.docx
@@ -70,16 +70,16 @@
         <w:jc w:val="both"/>
       </w:pPr>
       <w:r>
-        <w:t xml:space="preserve">Claude (Anthropic): Built with focus on helpfulness, harmlessness, and honesty. Estimated ~200B parameters trained on high-quality data including code, books, web content. Key strength: Safety and alignment. Trained using Constitutional AI approach where model behavior is guided by principles. Limited knowledge of events after April 2024. Strong reasoning and coding capabilities. Well-suited for high-stakes applications where safety is paramount.</w:t>
-      </w:r>
-    </w:p>
-    <w:p>
-      <w:pPr>
-        <w:spacing w:after="100"/>
-        <w:jc w:val="both"/>
-      </w:pPr>
-      <w:r>
-        <w:t xml:space="preserve">GPT-4 (OpenAI): Most capable model available. Estimated ~1.7 trillion parameters with multimodal capabilities (text and vision). Trained on diverse data. Extraordinary reasoning, mathematical ability, and coding skill. Key limitation: Sometimes confident hallucinations. Very expensive for inference. Aligned through RLHF and other techniques. Best for complex reasoning and coding.</w:t>
+        <w:t>Claude (Anthropic): Built with focus on helpfulness, harmlessness, and honesty. Parameter count not disclosed; trained on high-quality data including code, books, web content. Key strength: Safety and alignment. Trained using Constitutional AI approach where model behavior is guided by principles. Limited knowledge of events after April 2024. Strong reasoning and coding capabilities. Well-suited for high-stakes applications where safety is paramount.</w:t>
+      </w:r>
+    </w:p>
+    <w:p>
+      <w:pPr>
+        <w:spacing w:after="100"/>
+        <w:jc w:val="both"/>
+      </w:pPr>
+      <w:r>
+        <w:t>GPT-4 (OpenAI): Most capable model available. Parameter count not disclosed (outside estimates range up to over a trillion); multimodal capabilities (text and vision). Trained on diverse data. Extraordinary reasoning, mathematical ability, and coding skill. Key limitation: Sometimes confident hallucinations. Very expensive for inference. Aligned through RLHF and other techniques. Best for complex reasoning and coding.</w:t>
       </w:r>
     </w:p>
     <w:p>
